--- a/05_Website_Angular/docs/ResumeMatch-PH-Defense-Preparation.docx
+++ b/05_Website_Angular/docs/ResumeMatch-PH-Defense-Preparation.docx
@@ -1084,7 +1084,7 @@
                 <w:sz w:val="16"/>
                 <w:szCs w:val="16"/>
               </w:rPr>
-              <w:t xml:space="preserve">Build a guided résumé builder — three content formats, eight parser-safe designs, save/edit/manage, export to PDF, Word and text.</w:t>
+              <w:t xml:space="preserve">Build a guided résumé builder — three content formats, fourteen parser-safe designs, save/edit/manage, export to PDF, Word and text.</w:t>
             </w:r>
           </w:p>
         </w:tc>
@@ -1785,7 +1785,7 @@
                 <w:sz w:val="16"/>
                 <w:szCs w:val="16"/>
               </w:rPr>
-              <w:t xml:space="preserve">Build/save/manage multiple résumés · choose one of 8 designs · export PDF/Word/text · attach an own-format file · browse and save openings · see a score for every opening · apply · track across six statuses · withdraw · receive new-posting alerts</w:t>
+              <w:t xml:space="preserve">Build/save/manage multiple résumés · choose one of 14 designs · export PDF/Word/text · attach an own-format file · browse and save openings · see a score for every opening · apply · track across six statuses · withdraw · receive new-posting alerts</w:t>
             </w:r>
           </w:p>
         </w:tc>
@@ -14481,7 +14481,7 @@
           <w:sz w:val="18"/>
           <w:szCs w:val="18"/>
         </w:rPr>
-        <w:t xml:space="preserve">“Because all eight designs are single-column with no tables, text boxes, multiple columns or graphics — the structures documented to break parsers. The design changes what a human sees; the structured data behind it is identical, and the engine reads that data, not the layout. That is the whole point of calling them ATS-safe: choosing a look you like must never cost you a percentage point.”</w:t>
+        <w:t xml:space="preserve">“Because all fourteen designs are single-column with no tables, text boxes, multiple columns or graphics — the structures documented to break parsers. The design changes what a human sees; the structured data behind it is identical, and the engine reads that data, not the layout. That is the whole point of calling them ATS-safe: choosing a look you like must never cost you a percentage point.”</w:t>
       </w:r>
     </w:p>
     <w:p>
@@ -17297,7 +17297,7 @@
           <w:sz w:val="18"/>
           <w:szCs w:val="18"/>
         </w:rPr>
-        <w:t xml:space="preserve">The magic-byte check has its own unit tests, including an executable renamed to .pdf and an empty file. And the uploaded file is never parsed for scoring, so even a malformed one cannot affect a result.</w:t>
+        <w:t xml:space="preserve">The magic-byte check has its own unit tests, including an executable renamed to .pdf and an empty file. And a malformed file simply fails to be read — which is recorded as a reason, never as a score of zero, and never affects the ranking.</w:t>
       </w:r>
     </w:p>
     <w:p>
@@ -25922,7 +25922,7 @@
           <w:sz w:val="18"/>
           <w:szCs w:val="18"/>
         </w:rPr>
-        <w:t xml:space="preserve">Why eight designs? Is that not feature padding?</w:t>
+        <w:t xml:space="preserve">Why fourteen designs? Is that not feature padding?</w:t>
       </w:r>
     </w:p>
     <w:p>
@@ -26625,7 +26625,7 @@
           <w:sz w:val="18"/>
           <w:szCs w:val="18"/>
         </w:rPr>
-        <w:t xml:space="preserve">You claim eight ATS-safe designs. You have not run a single exported résumé through a real Applicant Tracking System. The claim is in your title.</w:t>
+        <w:t xml:space="preserve">You claim fourteen ATS-safe designs. You have not run a single exported résumé through a real Applicant Tracking System. The claim is in your title.</w:t>
       </w:r>
     </w:p>
     <w:p>
@@ -31918,7 +31918,7 @@
           <w:sz w:val="19"/>
           <w:szCs w:val="19"/>
         </w:rPr>
-        <w:t xml:space="preserve">Numbers memorised: 50/25/25 · 80/50 · 3 formats · 8 designs · 3 roles · 6 statuses · 18 pages · 45 endpoints · 18 tables · 76 tests · 50 respondents.</w:t>
+        <w:t xml:space="preserve">Numbers memorised: 50/25/25 · 80/50 · 3 formats · 14 designs · 3 roles · 6 statuses · 18 pages · 45 endpoints · 21 tables · 99 tests · 50 respondents.</w:t>
       </w:r>
     </w:p>
     <w:p>

--- a/05_Website_Angular/docs/ResumeMatch-PH-Defense-Preparation.docx
+++ b/05_Website_Angular/docs/ResumeMatch-PH-Defense-Preparation.docx
@@ -10640,7 +10640,7 @@
                 <w:sz w:val="16"/>
                 <w:szCs w:val="16"/>
               </w:rPr>
-              <w:t xml:space="preserve">All four suites plus client build and type-check, on every push and pull request</w:t>
+              <w:t xml:space="preserve">All five suites plus client build and type-check, on every push and pull request</w:t>
             </w:r>
           </w:p>
         </w:tc>
@@ -13529,7 +13529,7 @@
           <w:sz w:val="18"/>
           <w:szCs w:val="18"/>
         </w:rPr>
-        <w:t xml:space="preserve">“Three concrete things rather than an opinion. Everything is TypeScript, so a change that breaks a contract fails the type-check before it runs. There are 76 automated tests, so a defect corrected once cannot come back quietly. And the design decisions that would otherwise be invisible are written as comments where the decision lives — for example, the scoring file states that the uploaded file is never opened there, so someone changing it later knows the rule exists.”</w:t>
+        <w:t xml:space="preserve">“Three concrete things rather than an opinion. Everything is TypeScript, so a change that breaks a contract fails the type-check before it runs. There are 99 automated tests, so a defect corrected once cannot come back quietly. And the design decisions that would otherwise be invisible are written as comments where the decision lives — for example, the scoring file states that the ranking is computed from the structured resume alone, so someone changing it later knows the rule exists.”</w:t>
       </w:r>
     </w:p>
     <w:p>
@@ -26848,7 +26848,7 @@
           <w:sz w:val="18"/>
           <w:szCs w:val="18"/>
         </w:rPr>
-        <w:t xml:space="preserve">“We do not have evaluation results yet — user acceptance testing is scheduled for the deployment phase, and reporting numbers we have not collected would not be honest. What we can report is that the system is feature-complete against all nine objectives, verified by 76 automated tests and two browser walkthroughs, and that the instrument, the respondent groups and the analysis method are defined and ready to run.”</w:t>
+        <w:t xml:space="preserve">“We do not have evaluation results yet — user acceptance testing is scheduled for the deployment phase, and reporting numbers we have not collected would not be honest. What we can report is that the system is feature-complete against all nine objectives, verified by 99 automated tests and several browser walkthroughs, and that the instrument, the respondent groups and the analysis method are defined and ready to run.”</w:t>
       </w:r>
     </w:p>
     <w:p>
@@ -28309,7 +28309,7 @@
                 <w:sz w:val="16"/>
                 <w:szCs w:val="16"/>
               </w:rPr>
-              <w:t xml:space="preserve">"Eight designs. All single-column and parser-safe, so the score never changes — only the look. Choosing one you like must not cost you points."</w:t>
+              <w:t xml:space="preserve">"Fourteen designs. All single-column and parser-safe, so the score never changes — only the look. Choosing one you like must not cost you points."</w:t>
             </w:r>
           </w:p>
         </w:tc>
@@ -31583,7 +31583,7 @@
           <w:sz w:val="19"/>
           <w:szCs w:val="19"/>
         </w:rPr>
-        <w:t xml:space="preserve">Verification is unusually strong for a capstone: 76 automated tests across four suites, two browser walkthroughs, and continuous integration on every change.</w:t>
+        <w:t xml:space="preserve">Verification is unusually strong for a capstone: 99 automated tests across five suites, several browser walkthroughs, and continuous integration on every change.</w:t>
       </w:r>
     </w:p>
     <w:p>

--- a/05_Website_Angular/docs/ResumeMatch-PH-Defense-Preparation.docx
+++ b/05_Website_Angular/docs/ResumeMatch-PH-Defense-Preparation.docx
@@ -94,7 +94,7 @@
           <w:sz w:val="19"/>
           <w:szCs w:val="19"/>
         </w:rPr>
-        <w:t xml:space="preserve">School of Computing, Holy Angel University · Pilot partner: Royce Hotel and Casino</w:t>
+        <w:t xml:space="preserve">School of Computing, Holy Angel University · Pilot partner: Clark Outsourcing</w:t>
       </w:r>
     </w:p>
     <w:p>
@@ -680,7 +680,7 @@
                 <w:sz w:val="16"/>
                 <w:szCs w:val="16"/>
               </w:rPr>
-              <w:t xml:space="preserve">Royce Hotel and Casino, Manuel A. Roxas Highway, Clark Freeport Zone, Mabalacat, Pampanga — Human Resources department</w:t>
+              <w:t xml:space="preserve">Clark Outsourcing, Building 35 Philexcel Business Park, Clark Freeport Zone, Mabalacat, 2023 Pampanga — Human Resources department</w:t>
             </w:r>
           </w:p>
         </w:tc>
@@ -740,7 +740,7 @@
                 <w:sz w:val="16"/>
                 <w:szCs w:val="16"/>
               </w:rPr>
-              <w:t xml:space="preserve">They hire continuously across many distinct departments — front office, food and beverage, housekeeping, kitchen, engineering, IT, gaming — which tests department routing and matching across very different skill sets. They also hire fresh graduates, who are the study's target user.</w:t>
+              <w:t xml:space="preserve">They hire continuously across many distinct departments — customer support, administration, finance and accounting, information technology, digital marketing, healthcare support — which tests department routing and matching across very different skill sets. They also hire fresh graduates, who are the study's target user.</w:t>
             </w:r>
           </w:p>
         </w:tc>
@@ -1084,7 +1084,7 @@
                 <w:sz w:val="16"/>
                 <w:szCs w:val="16"/>
               </w:rPr>
-              <w:t xml:space="preserve">Build a guided résumé builder — three content formats, fourteen parser-safe designs, save/edit/manage, export to PDF, Word and text.</w:t>
+              <w:t xml:space="preserve">Build a guided résumé builder — three content formats, eight parser-safe designs, save/edit/manage, export to PDF, Word and text.</w:t>
             </w:r>
           </w:p>
         </w:tc>
@@ -1785,7 +1785,7 @@
                 <w:sz w:val="16"/>
                 <w:szCs w:val="16"/>
               </w:rPr>
-              <w:t xml:space="preserve">Build/save/manage multiple résumés · choose one of 14 designs · export PDF/Word/text · attach an own-format file · browse and save openings · see a score for every opening · apply · track across six statuses · withdraw · receive new-posting alerts</w:t>
+              <w:t xml:space="preserve">Build/save/manage multiple résumés · choose one of 8 designs · export PDF/Word/text · attach an own-format file · browse and save openings · see a score for every opening · apply · track across six statuses · withdraw · receive new-posting alerts</w:t>
             </w:r>
           </w:p>
         </w:tc>
@@ -9273,7 +9273,7 @@
                 <w:sz w:val="16"/>
                 <w:szCs w:val="16"/>
               </w:rPr>
-              <w:t xml:space="preserve">--ink #191510</w:t>
+              <w:t xml:space="preserve">--ink #16305C</w:t>
             </w:r>
           </w:p>
         </w:tc>
@@ -9302,7 +9302,7 @@
                 <w:sz w:val="16"/>
                 <w:szCs w:val="16"/>
               </w:rPr>
-              <w:t xml:space="preserve">A warm near-black, not a cool navy, so it sits with the gold rather than fighting it.</w:t>
+              <w:t xml:space="preserve">The partner's navy — it carries the brand without the accent having to shout.</w:t>
             </w:r>
           </w:p>
         </w:tc>
@@ -9362,7 +9362,7 @@
                 <w:sz w:val="16"/>
                 <w:szCs w:val="16"/>
               </w:rPr>
-              <w:t xml:space="preserve">--gold #AD7F2C</w:t>
+              <w:t xml:space="preserve">--accent #C1272D</w:t>
             </w:r>
           </w:p>
         </w:tc>
@@ -9391,7 +9391,7 @@
                 <w:sz w:val="16"/>
                 <w:szCs w:val="16"/>
               </w:rPr>
-              <w:t xml:space="preserve">Royce's own brand gold — the partner is visible in the product.</w:t>
+              <w:t xml:space="preserve">Clark Outsourcing's red — used for brand and action, never for a match tier.</w:t>
             </w:r>
           </w:p>
         </w:tc>
@@ -9451,7 +9451,7 @@
                 <w:sz w:val="16"/>
                 <w:szCs w:val="16"/>
               </w:rPr>
-              <w:t xml:space="preserve">--ivory #FBF9F3 page, white cards</w:t>
+              <w:t xml:space="preserve">--ivory #F5F6F8 page, white cards</w:t>
             </w:r>
           </w:p>
         </w:tc>
@@ -9480,7 +9480,7 @@
                 <w:sz w:val="16"/>
                 <w:szCs w:val="16"/>
               </w:rPr>
-              <w:t xml:space="preserve">A warm page with white cards makes each card read as a document.</w:t>
+              <w:t xml:space="preserve">A cool page with white cards makes each card read as a document.</w:t>
             </w:r>
           </w:p>
         </w:tc>
@@ -9878,7 +9878,7 @@
           <w:sz w:val="19"/>
           <w:szCs w:val="19"/>
         </w:rPr>
-        <w:t xml:space="preserve">Focus is always visible — a gold 2 px outline on :focus-visible.</w:t>
+        <w:t xml:space="preserve">Focus is always visible — a 2 px outline in the partner red on :focus-visible.</w:t>
       </w:r>
     </w:p>
     <w:p>
@@ -10640,7 +10640,7 @@
                 <w:sz w:val="16"/>
                 <w:szCs w:val="16"/>
               </w:rPr>
-              <w:t xml:space="preserve">All five suites plus client build and type-check, on every push and pull request</w:t>
+              <w:t xml:space="preserve">All four suites plus client build and type-check, on every push and pull request</w:t>
             </w:r>
           </w:p>
         </w:tc>
@@ -11095,7 +11095,7 @@
           <w:sz w:val="18"/>
           <w:szCs w:val="18"/>
         </w:rPr>
-        <w:t xml:space="preserve">“ResumeMatch PH is a free web platform with two sides. Job seekers build a structured, ATS-safe résumé through a guided wizard and see an honest match score against every real opening posted by our partner company, Royce Hotel and Casino. Recruiters receive those applications already scored and ranked, with the reasoning shown. The score comes from a published rule-based formula — skills 50 percent, education 25, experience 25 — and nobody is ever automatically rejected. The system explains, ranks and assists; a human recruiter decides.”</w:t>
+        <w:t xml:space="preserve">“ResumeMatch PH is a free web platform with two sides. Job seekers build a structured, ATS-safe résumé through a guided wizard and see an honest match score against every real opening posted by our partner company, Clark Outsourcing. Recruiters receive those applications already scored and ranked, with the reasoning shown. The score comes from a published rule-based formula — skills 50 percent, education 25, experience 25 — and nobody is ever automatically rejected. The system explains, ranks and assists; a human recruiter decides.”</w:t>
       </w:r>
     </w:p>
     <w:p>
@@ -11703,7 +11703,7 @@
           <w:sz w:val="18"/>
           <w:szCs w:val="18"/>
         </w:rPr>
-        <w:t xml:space="preserve">“Directly, two groups: job seekers with little or no experience writing a résumé, and the HR staff of partner companies. We know they need it from the literature — the skills-mismatch and graduate-employability work, the ATS parsing-failure studies — and from our own requirement analysis, where job seekers reported formatting frustration and a lack of writing knowledge, and recruiters reported slow, inconsistent manual screening. Our partner is Royce Hotel and Casino, whose HR department screens applicants daily.”</w:t>
+        <w:t xml:space="preserve">“Directly, two groups: job seekers with little or no experience writing a résumé, and the HR staff of partner companies. We know they need it from the literature — the skills-mismatch and graduate-employability work, the ATS parsing-failure studies — and from our own requirement analysis, where job seekers reported formatting frustration and a lack of writing knowledge, and recruiters reported slow, inconsistent manual screening. Our partner is Clark Outsourcing, whose HR department screens applicants daily.”</w:t>
       </w:r>
     </w:p>
     <w:p>
@@ -13351,7 +13351,7 @@
           <w:sz w:val="18"/>
           <w:szCs w:val="18"/>
         </w:rPr>
-        <w:t xml:space="preserve">“For our pilot — one hotel, its departments, and the applicants in a user acceptance test — comfortably. Scores are computed from indexed columns and cached per résumé-and-posting pair, so a large pool does not recompute on every page load. Beyond that there are two known limits, and I would rather name them than claim we have none: sessions live in the server process, so we could not run multiple instances without moving them to a shared store; and the ranked list has no pagination, so a very large pool would send too much in one response. Neither is architectural — both are known work.”</w:t>
+        <w:t xml:space="preserve">“For our pilot — one outsourcing company, its departments, and the applicants in a user acceptance test — comfortably. Scores are computed from indexed columns and cached per résumé-and-posting pair, so a large pool does not recompute on every page load. Beyond that there are two known limits, and I would rather name them than claim we have none: sessions live in the server process, so we could not run multiple instances without moving them to a shared store; and the ranked list has no pagination, so a very large pool would send too much in one response. Neither is architectural — both are known work.”</w:t>
       </w:r>
     </w:p>
     <w:p>
@@ -13529,7 +13529,7 @@
           <w:sz w:val="18"/>
           <w:szCs w:val="18"/>
         </w:rPr>
-        <w:t xml:space="preserve">“Three concrete things rather than an opinion. Everything is TypeScript, so a change that breaks a contract fails the type-check before it runs. There are 99 automated tests, so a defect corrected once cannot come back quietly. And the design decisions that would otherwise be invisible are written as comments where the decision lives — for example, the scoring file states that the ranking is computed from the structured resume alone, so someone changing it later knows the rule exists.”</w:t>
+        <w:t xml:space="preserve">“Three concrete things rather than an opinion. Everything is TypeScript, so a change that breaks a contract fails the type-check before it runs. There are 76 automated tests, so a defect corrected once cannot come back quietly. And the design decisions that would otherwise be invisible are written as comments where the decision lives — for example, the scoring file states that the uploaded file is never opened there, so someone changing it later knows the rule exists.”</w:t>
       </w:r>
     </w:p>
     <w:p>
@@ -14125,7 +14125,7 @@
           <w:sz w:val="18"/>
           <w:szCs w:val="18"/>
         </w:rPr>
-        <w:t xml:space="preserve">“The gold is Royce's own brand gold, so the partner is visible in the product. The chrome is a warm near-black rather than a cool navy, because a cool dark fights a warm gold. The page is a warm off-white with pure white cards, so each card reads as a document — which is appropriate when the thing on it is a résumé. And there are exactly three semantic colours, one per match tier: green for strong, slate for related, wine for rejected or destructive. They mean the same thing everywhere they appear, so a recruiter learns the language once.”</w:t>
+        <w:t xml:space="preserve">“The navy and the red are Clark Outsourcing's own colours, so the partner is visible in the product. The chrome is that navy rather than a warm near-black, because the accent is a red and a warm dark muddies it. The page is a cool off-white with pure white cards, so each card reads as a document — which is appropriate when the thing on it is a résumé. And there are exactly three semantic colours, one per match tier: green for strong, slate for related, wine for rejected or destructive. They mean the same thing everywhere they appear, so a recruiter learns the language once.”</w:t>
       </w:r>
     </w:p>
     <w:p>
@@ -14151,7 +14151,7 @@
           <w:sz w:val="18"/>
           <w:szCs w:val="18"/>
         </w:rPr>
-        <w:t xml:space="preserve">Gold because it is our partner's colour, warm dark because it suits the gold, and one fixed colour for each match level so they always mean the same thing.</w:t>
+        <w:t xml:space="preserve">Navy and red because they are our partner's colours, and one fixed colour for each match level so they always mean the same thing.</w:t>
       </w:r>
     </w:p>
     <w:p>
@@ -14481,7 +14481,7 @@
           <w:sz w:val="18"/>
           <w:szCs w:val="18"/>
         </w:rPr>
-        <w:t xml:space="preserve">“Because all fourteen designs are single-column with no tables, text boxes, multiple columns or graphics — the structures documented to break parsers. The design changes what a human sees; the structured data behind it is identical, and the engine reads that data, not the layout. That is the whole point of calling them ATS-safe: choosing a look you like must never cost you a percentage point.”</w:t>
+        <w:t xml:space="preserve">“Because all eight designs are single-column with no tables, text boxes, multiple columns or graphics — the structures documented to break parsers. The design changes what a human sees; the structured data behind it is identical, and the engine reads that data, not the layout. That is the whole point of calling them ATS-safe: choosing a look you like must never cost you a percentage point.”</w:t>
       </w:r>
     </w:p>
     <w:p>
@@ -17297,7 +17297,7 @@
           <w:sz w:val="18"/>
           <w:szCs w:val="18"/>
         </w:rPr>
-        <w:t xml:space="preserve">The magic-byte check has its own unit tests, including an executable renamed to .pdf and an empty file. And a malformed file simply fails to be read — which is recorded as a reason, never as a score of zero, and never affects the ranking.</w:t>
+        <w:t xml:space="preserve">The magic-byte check has its own unit tests, including an executable renamed to .pdf and an empty file. And the uploaded file is never parsed for scoring, so even a malformed one cannot affect a result.</w:t>
       </w:r>
     </w:p>
     <w:p>
@@ -25922,7 +25922,7 @@
           <w:sz w:val="18"/>
           <w:szCs w:val="18"/>
         </w:rPr>
-        <w:t xml:space="preserve">Why fourteen designs? Is that not feature padding?</w:t>
+        <w:t xml:space="preserve">Why eight designs? Is that not feature padding?</w:t>
       </w:r>
     </w:p>
     <w:p>
@@ -26572,7 +26572,7 @@
           <w:sz w:val="18"/>
           <w:szCs w:val="18"/>
         </w:rPr>
-        <w:t xml:space="preserve">Ask Royce question A7 from the HR guide. If they count practicum, implement it and report the change as a finding.</w:t>
+        <w:t xml:space="preserve">Ask Clark Outsourcing question A7 from the HR guide. If they count practicum, implement it and report the change as a finding.</w:t>
       </w:r>
     </w:p>
     <w:p>
@@ -26625,7 +26625,7 @@
           <w:sz w:val="18"/>
           <w:szCs w:val="18"/>
         </w:rPr>
-        <w:t xml:space="preserve">You claim fourteen ATS-safe designs. You have not run a single exported résumé through a real Applicant Tracking System. The claim is in your title.</w:t>
+        <w:t xml:space="preserve">You claim eight ATS-safe designs. You have not run a single exported résumé through a real Applicant Tracking System. The claim is in your title.</w:t>
       </w:r>
     </w:p>
     <w:p>
@@ -26848,7 +26848,7 @@
           <w:sz w:val="18"/>
           <w:szCs w:val="18"/>
         </w:rPr>
-        <w:t xml:space="preserve">“We do not have evaluation results yet — user acceptance testing is scheduled for the deployment phase, and reporting numbers we have not collected would not be honest. What we can report is that the system is feature-complete against all nine objectives, verified by 99 automated tests and several browser walkthroughs, and that the instrument, the respondent groups and the analysis method are defined and ready to run.”</w:t>
+        <w:t xml:space="preserve">“We do not have evaluation results yet — user acceptance testing is scheduled for the deployment phase, and reporting numbers we have not collected would not be honest. What we can report is that the system is feature-complete against all nine objectives, verified by 76 automated tests and two browser walkthroughs, and that the instrument, the respondent groups and the analysis method are defined and ready to run.”</w:t>
       </w:r>
     </w:p>
     <w:p>
@@ -27301,7 +27301,7 @@
           <w:sz w:val="18"/>
           <w:szCs w:val="18"/>
         </w:rPr>
-        <w:t xml:space="preserve">“Because they matter to a recruiter reading the résumé even though they do not enter the score. Adding a fourth component would change the published weighting, and we were not willing to do that on our own judgement — it is exactly the kind of decision that should rest on the partner's data. It is stated in our delimitations, and it is one of the specific questions we are putting to Royce's HR.”</w:t>
+        <w:t xml:space="preserve">“Because they matter to a recruiter reading the résumé even though they do not enter the score. Adding a fourth component would change the published weighting, and we were not willing to do that on our own judgement — it is exactly the kind of decision that should rest on the partner's data. It is stated in our delimitations, and it is one of the specific questions we are putting to Clark Outsourcing's HR.”</w:t>
       </w:r>
     </w:p>
     <w:p>
@@ -27327,7 +27327,7 @@
           <w:sz w:val="18"/>
           <w:szCs w:val="18"/>
         </w:rPr>
-        <w:t xml:space="preserve">Ask HR question A2. In Philippine hospitality, a TESDA certificate may matter more than a degree.</w:t>
+        <w:t xml:space="preserve">Ask HR question A2. In Philippine outsourcing, a TESDA certificate may matter more than a degree.</w:t>
       </w:r>
     </w:p>
     <w:p>
@@ -27780,7 +27780,7 @@
           <w:sz w:val="18"/>
           <w:szCs w:val="18"/>
         </w:rPr>
-        <w:t xml:space="preserve">Ask Royce HR question H8 — whether they would want to keep using it. A "yes" turns this weakness into a conclusion.</w:t>
+        <w:t xml:space="preserve">Ask Clark Outsourcing HR question H8 — whether they would want to keep using it. A "yes" turns this weakness into a conclusion.</w:t>
       </w:r>
     </w:p>
     <w:p>
@@ -28042,7 +28042,7 @@
                 <w:sz w:val="16"/>
                 <w:szCs w:val="16"/>
               </w:rPr>
-              <w:t xml:space="preserve">"Free, built for Filipino job seekers, piloted with Royce Hotel and Casino. The two panels here are the two sides of the problem."</w:t>
+              <w:t xml:space="preserve">"Free, built for Filipino job seekers, piloted with Clark Outsourcing. The two panels here are the two sides of the problem."</w:t>
             </w:r>
           </w:p>
         </w:tc>
@@ -28309,7 +28309,7 @@
                 <w:sz w:val="16"/>
                 <w:szCs w:val="16"/>
               </w:rPr>
-              <w:t xml:space="preserve">"Fourteen designs. All single-column and parser-safe, so the score never changes — only the look. Choosing one you like must not cost you points."</w:t>
+              <w:t xml:space="preserve">"Eight designs. All single-column and parser-safe, so the score never changes — only the look. Choosing one you like must not cost you points."</w:t>
             </w:r>
           </w:p>
         </w:tc>
@@ -28932,7 +28932,7 @@
                 <w:sz w:val="16"/>
                 <w:szCs w:val="16"/>
               </w:rPr>
-              <w:t xml:space="preserve">"Recruiter access is approved by us, not self-service — otherwise anyone could claim to work for Royce."</w:t>
+              <w:t xml:space="preserve">"Recruiter access is approved by us, not self-service — otherwise anyone could claim to work for Clark Outsourcing."</w:t>
             </w:r>
           </w:p>
         </w:tc>
@@ -31583,7 +31583,7 @@
           <w:sz w:val="19"/>
           <w:szCs w:val="19"/>
         </w:rPr>
-        <w:t xml:space="preserve">Verification is unusually strong for a capstone: 99 automated tests across five suites, several browser walkthroughs, and continuous integration on every change.</w:t>
+        <w:t xml:space="preserve">Verification is unusually strong for a capstone: 76 automated tests across four suites, two browser walkthroughs, and continuous integration on every change.</w:t>
       </w:r>
     </w:p>
     <w:p>
@@ -31918,7 +31918,7 @@
           <w:sz w:val="19"/>
           <w:szCs w:val="19"/>
         </w:rPr>
-        <w:t xml:space="preserve">Numbers memorised: 50/25/25 · 80/50 · 3 formats · 14 designs · 3 roles · 6 statuses · 18 pages · 45 endpoints · 21 tables · 99 tests · 50 respondents.</w:t>
+        <w:t xml:space="preserve">Numbers memorised: 50/25/25 · 80/50 · 3 formats · 8 designs · 3 roles · 6 statuses · 18 pages · 45 endpoints · 18 tables · 76 tests · 50 respondents.</w:t>
       </w:r>
     </w:p>
     <w:p>

--- a/05_Website_Angular/docs/ResumeMatch-PH-Defense-Preparation.docx
+++ b/05_Website_Angular/docs/ResumeMatch-PH-Defense-Preparation.docx
@@ -1084,7 +1084,7 @@
                 <w:sz w:val="16"/>
                 <w:szCs w:val="16"/>
               </w:rPr>
-              <w:t xml:space="preserve">Build a guided résumé builder — three content formats, eight parser-safe designs, save/edit/manage, export to PDF, Word and text.</w:t>
+              <w:t>Build a guided résumé builder — three content formats, fourteen parser-safe designs, save/edit/manage, export to PDF, Word and text.</w:t>
             </w:r>
           </w:p>
         </w:tc>
@@ -1785,7 +1785,7 @@
                 <w:sz w:val="16"/>
                 <w:szCs w:val="16"/>
               </w:rPr>
-              <w:t xml:space="preserve">Build/save/manage multiple résumés · choose one of 8 designs · export PDF/Word/text · attach an own-format file · browse and save openings · see a score for every opening · apply · track across six statuses · withdraw · receive new-posting alerts</w:t>
+              <w:t>Build/save/manage multiple résumés · choose one of 14 designs · export PDF/Word/text · attach an own-format file · browse and save openings · see a score for every opening · apply · track across six statuses · withdraw · receive new-posting alerts</w:t>
             </w:r>
           </w:p>
         </w:tc>
@@ -4619,118 +4619,20 @@
           <w:sz w:val="17"/>
           <w:szCs w:val="17"/>
         </w:rPr>
-        <w:t xml:space="preserve">BROWSER                    SERVER                      DATA</w:t>
-      </w:r>
-      <w:r>
+        <w:t>BROWSER                    SERVER                      DATA</w:t>
         <w:br/>
-      </w:r>
-      <w:r>
-        <w:rPr>
-          <w:rFonts w:ascii="Consolas" w:cs="Consolas" w:eastAsia="Consolas" w:hAnsi="Consolas"/>
-          <w:b w:val="false"/>
-          <w:bCs w:val="false"/>
-          <w:i w:val="false"/>
-          <w:iCs w:val="false"/>
-          <w:color w:val="1A1A1A"/>
-          <w:sz w:val="17"/>
-          <w:szCs w:val="17"/>
-        </w:rPr>
-        <w:t xml:space="preserve">─────────                  ────────                    ──────</w:t>
-      </w:r>
-      <w:r>
+        <w:t>─────────                  ────────                    ──────</w:t>
         <w:br/>
-      </w:r>
-      <w:r>
-        <w:rPr>
-          <w:rFonts w:ascii="Consolas" w:cs="Consolas" w:eastAsia="Consolas" w:hAnsi="Consolas"/>
-          <w:b w:val="false"/>
-          <w:bCs w:val="false"/>
-          <w:i w:val="false"/>
-          <w:iCs w:val="false"/>
-          <w:color w:val="1A1A1A"/>
-          <w:sz w:val="17"/>
-          <w:szCs w:val="17"/>
-        </w:rPr>
-        <w:t xml:space="preserve">Angular 21          →      Express (TypeScript)   →    PostgreSQL</w:t>
-      </w:r>
-      <w:r>
+        <w:t>Angular 21          →      Express (TypeScript)   →    PostgreSQL</w:t>
         <w:br/>
-      </w:r>
-      <w:r>
-        <w:rPr>
-          <w:rFonts w:ascii="Consolas" w:cs="Consolas" w:eastAsia="Consolas" w:hAnsi="Consolas"/>
-          <w:b w:val="false"/>
-          <w:bCs w:val="false"/>
-          <w:i w:val="false"/>
-          <w:iCs w:val="false"/>
-          <w:color w:val="1A1A1A"/>
-          <w:sz w:val="17"/>
-          <w:szCs w:val="17"/>
-        </w:rPr>
-        <w:t xml:space="preserve">  18 page components         12 route files              18 tables</w:t>
-      </w:r>
-      <w:r>
+        <w:t xml:space="preserve">  18 page components         12 route files              22 tables</w:t>
         <w:br/>
-      </w:r>
-      <w:r>
-        <w:rPr>
-          <w:rFonts w:ascii="Consolas" w:cs="Consolas" w:eastAsia="Consolas" w:hAnsi="Consolas"/>
-          <w:b w:val="false"/>
-          <w:bCs w:val="false"/>
-          <w:i w:val="false"/>
-          <w:iCs w:val="false"/>
-          <w:color w:val="1A1A1A"/>
-          <w:sz w:val="17"/>
-          <w:szCs w:val="17"/>
-        </w:rPr>
         <w:t xml:space="preserve">  route guards               requireUser / requireRole   CHECK constraints</w:t>
-      </w:r>
-      <w:r>
         <w:br/>
-      </w:r>
-      <w:r>
-        <w:rPr>
-          <w:rFonts w:ascii="Consolas" w:cs="Consolas" w:eastAsia="Consolas" w:hAnsi="Consolas"/>
-          <w:b w:val="false"/>
-          <w:bCs w:val="false"/>
-          <w:i w:val="false"/>
-          <w:iCs w:val="false"/>
-          <w:color w:val="1A1A1A"/>
-          <w:sz w:val="17"/>
-          <w:szCs w:val="17"/>
-        </w:rPr>
         <w:t xml:space="preserve">  signals (state)            ownership checks            audit trail</w:t>
-      </w:r>
-      <w:r>
         <w:br/>
-      </w:r>
-      <w:r>
-        <w:rPr>
-          <w:rFonts w:ascii="Consolas" w:cs="Consolas" w:eastAsia="Consolas" w:hAnsi="Consolas"/>
-          <w:b w:val="false"/>
-          <w:bCs w:val="false"/>
-          <w:i w:val="false"/>
-          <w:iCs w:val="false"/>
-          <w:color w:val="1A1A1A"/>
-          <w:sz w:val="17"/>
-          <w:szCs w:val="17"/>
-        </w:rPr>
         <w:t xml:space="preserve">  client engine.ts     ⇄     server engine.ts            match_settings</w:t>
-      </w:r>
-      <w:r>
         <w:br/>
-      </w:r>
-      <w:r>
-        <w:rPr>
-          <w:rFonts w:ascii="Consolas" w:cs="Consolas" w:eastAsia="Consolas" w:hAnsi="Consolas"/>
-          <w:b w:val="false"/>
-          <w:bCs w:val="false"/>
-          <w:i w:val="false"/>
-          <w:iCs w:val="false"/>
-          <w:color w:val="1A1A1A"/>
-          <w:sz w:val="17"/>
-          <w:szCs w:val="17"/>
-        </w:rPr>
         <w:t xml:space="preserve">        (identical scoring, proven by 500-case test)</w:t>
       </w:r>
     </w:p>
@@ -6095,7 +5997,7 @@
           <w:sz w:val="22"/>
           <w:szCs w:val="22"/>
         </w:rPr>
-        <w:t xml:space="preserve">0.10  Database schema — all 18 tables</w:t>
+        <w:t>0.10  Database schema — all 22 tables</w:t>
       </w:r>
     </w:p>
     <w:tbl>
@@ -10580,7 +10482,7 @@
                 <w:sz w:val="16"/>
                 <w:szCs w:val="16"/>
               </w:rPr>
-              <w:t xml:space="preserve">24 checks</w:t>
+              <w:t>nine walkthroughs</w:t>
             </w:r>
           </w:p>
         </w:tc>
@@ -10640,7 +10542,7 @@
                 <w:sz w:val="16"/>
                 <w:szCs w:val="16"/>
               </w:rPr>
-              <w:t xml:space="preserve">All four suites plus client build and type-check, on every push and pull request</w:t>
+              <w:t>All six suites plus client build and type-check, on every push and pull request</w:t>
             </w:r>
           </w:p>
         </w:tc>
@@ -13529,7 +13431,7 @@
           <w:sz w:val="18"/>
           <w:szCs w:val="18"/>
         </w:rPr>
-        <w:t xml:space="preserve">“Three concrete things rather than an opinion. Everything is TypeScript, so a change that breaks a contract fails the type-check before it runs. There are 76 automated tests, so a defect corrected once cannot come back quietly. And the design decisions that would otherwise be invisible are written as comments where the decision lives — for example, the scoring file states that the uploaded file is never opened there, so someone changing it later knows the rule exists.”</w:t>
+        <w:t>“Three concrete things rather than an opinion. Everything is TypeScript, so a change that breaks a contract fails the type-check before it runs. There are 160 automated tests, so a defect corrected once cannot come back quietly. And the design decisions that would otherwise be invisible are written as comments where the decision lives — for example, the ranking code states that it sorts on the score recorded at application rather than the live one, so someone changing it later knows the rule exists and why.”</w:t>
       </w:r>
     </w:p>
     <w:p>
@@ -14481,7 +14383,7 @@
           <w:sz w:val="18"/>
           <w:szCs w:val="18"/>
         </w:rPr>
-        <w:t xml:space="preserve">“Because all eight designs are single-column with no tables, text boxes, multiple columns or graphics — the structures documented to break parsers. The design changes what a human sees; the structured data behind it is identical, and the engine reads that data, not the layout. That is the whole point of calling them ATS-safe: choosing a look you like must never cost you a percentage point.”</w:t>
+        <w:t>“Because all fourteen designs are single-column with no tables, text boxes, multiple columns or graphics — the structures documented to break parsers. The design changes what a human sees; the structured data behind it is identical, and the engine reads that data, not the layout. That is the whole point of calling them ATS-safe: choosing a look you like must never cost you a percentage point.”</w:t>
       </w:r>
     </w:p>
     <w:p>
@@ -17288,16 +17190,7 @@
           <w:sz w:val="17"/>
           <w:szCs w:val="17"/>
         </w:rPr>
-        <w:t xml:space="preserve">If they push deeper —  </w:t>
-      </w:r>
-      <w:r>
-        <w:rPr>
-          <w:rFonts w:ascii="Arial" w:cs="Arial" w:eastAsia="Arial" w:hAnsi="Arial"/>
-          <w:color w:val="2E2E2E"/>
-          <w:sz w:val="18"/>
-          <w:szCs w:val="18"/>
-        </w:rPr>
-        <w:t xml:space="preserve">The magic-byte check has its own unit tests, including an executable renamed to .pdf and an empty file. And the uploaded file is never parsed for scoring, so even a malformed one cannot affect a result.</w:t>
+        <w:t>If they push deeper —  The magic-byte check has its own unit tests, including an executable renamed to .pdf and an empty file. And the uploaded file never takes part in ranking, so even a malformed one cannot move anybody up or down a shortlist — it is read and scored separately, and that number is reported beside the ranking rather than sorted on.</w:t>
       </w:r>
     </w:p>
     <w:p>
@@ -18142,7 +18035,7 @@
           <w:sz w:val="22"/>
           <w:szCs w:val="22"/>
         </w:rPr>
-        <w:t xml:space="preserve">6.2  The eight résumé designs</w:t>
+        <w:t>6.2  The fourteen résumé designs</w:t>
       </w:r>
     </w:p>
     <w:tbl>
@@ -18566,134 +18459,22 @@
           <w:sz w:val="17"/>
           <w:szCs w:val="17"/>
         </w:rPr>
-        <w:t xml:space="preserve">Score = ( S × 0.50 + E × 0.25 + X × 0.25 ) × 100</w:t>
-      </w:r>
-      <w:r>
+        <w:t>Score = ( S × 0.50 + E × 0.25 + X × 0.25 ) × 100</w:t>
         <w:br/>
-      </w:r>
-      <w:r>
-        <w:rPr>
-          <w:rFonts w:ascii="Consolas" w:cs="Consolas" w:eastAsia="Consolas" w:hAnsi="Consolas"/>
-          <w:b w:val="false"/>
-          <w:bCs w:val="false"/>
-          <w:i w:val="false"/>
-          <w:iCs w:val="false"/>
-          <w:color w:val="1A1A1A"/>
-          <w:sz w:val="17"/>
-          <w:szCs w:val="17"/>
-        </w:rPr>
-        <w:t xml:space="preserve"/>
-      </w:r>
-      <w:r>
         <w:br/>
-      </w:r>
-      <w:r>
-        <w:rPr>
-          <w:rFonts w:ascii="Consolas" w:cs="Consolas" w:eastAsia="Consolas" w:hAnsi="Consolas"/>
-          <w:b w:val="false"/>
-          <w:bCs w:val="false"/>
-          <w:i w:val="false"/>
-          <w:iCs w:val="false"/>
-          <w:color w:val="1A1A1A"/>
-          <w:sz w:val="17"/>
-          <w:szCs w:val="17"/>
-        </w:rPr>
-        <w:t xml:space="preserve">S = matched required skills ÷ total required skills</w:t>
-      </w:r>
-      <w:r>
+        <w:t>S = ( matched − unsourced × 0.5 ) ÷ total required skills</w:t>
         <w:br/>
-      </w:r>
-      <w:r>
-        <w:rPr>
-          <w:rFonts w:ascii="Consolas" w:cs="Consolas" w:eastAsia="Consolas" w:hAnsi="Consolas"/>
-          <w:b w:val="false"/>
-          <w:bCs w:val="false"/>
-          <w:i w:val="false"/>
-          <w:iCs w:val="false"/>
-          <w:color w:val="1A1A1A"/>
-          <w:sz w:val="17"/>
-          <w:szCs w:val="17"/>
-        </w:rPr>
-        <w:t xml:space="preserve">E = min(1.0, applicant education rank ÷ required rank)</w:t>
-      </w:r>
-      <w:r>
+        <w:t>E = min(1.0, applicant education rank ÷ required rank)</w:t>
         <w:br/>
-      </w:r>
-      <w:r>
-        <w:rPr>
-          <w:rFonts w:ascii="Consolas" w:cs="Consolas" w:eastAsia="Consolas" w:hAnsi="Consolas"/>
-          <w:b w:val="false"/>
-          <w:bCs w:val="false"/>
-          <w:i w:val="false"/>
-          <w:iCs w:val="false"/>
-          <w:color w:val="1A1A1A"/>
-          <w:sz w:val="17"/>
-          <w:szCs w:val="17"/>
-        </w:rPr>
-        <w:t xml:space="preserve">X = min(1.0, applicant months ÷ required months)</w:t>
-      </w:r>
-      <w:r>
+        <w:t>X = min(1.0, applicant months ÷ required months)</w:t>
         <w:br/>
-      </w:r>
-      <w:r>
-        <w:rPr>
-          <w:rFonts w:ascii="Consolas" w:cs="Consolas" w:eastAsia="Consolas" w:hAnsi="Consolas"/>
-          <w:b w:val="false"/>
-          <w:bCs w:val="false"/>
-          <w:i w:val="false"/>
-          <w:iCs w:val="false"/>
-          <w:color w:val="1A1A1A"/>
-          <w:sz w:val="17"/>
-          <w:szCs w:val="17"/>
-        </w:rPr>
-        <w:t xml:space="preserve">rounded half-up · tiers: strong ≥80 · possible 50–79 · related &lt;50</w:t>
-      </w:r>
-      <w:r>
+        <w:t>rounded half-up · tiers: strong ≥80 · possible 50–79 · related &lt;50</w:t>
         <w:br/>
-      </w:r>
-      <w:r>
-        <w:rPr>
-          <w:rFonts w:ascii="Consolas" w:cs="Consolas" w:eastAsia="Consolas" w:hAnsi="Consolas"/>
-          <w:b w:val="false"/>
-          <w:bCs w:val="false"/>
-          <w:i w:val="false"/>
-          <w:iCs w:val="false"/>
-          <w:color w:val="1A1A1A"/>
-          <w:sz w:val="17"/>
-          <w:szCs w:val="17"/>
-        </w:rPr>
-        <w:t xml:space="preserve"/>
-      </w:r>
-      <w:r>
+        <w:t>a matched skill with no named source counts half, not zero</w:t>
         <w:br/>
-      </w:r>
-      <w:r>
-        <w:rPr>
-          <w:rFonts w:ascii="Consolas" w:cs="Consolas" w:eastAsia="Consolas" w:hAnsi="Consolas"/>
-          <w:b w:val="false"/>
-          <w:bCs w:val="false"/>
-          <w:i w:val="false"/>
-          <w:iCs w:val="false"/>
-          <w:color w:val="1A1A1A"/>
-          <w:sz w:val="17"/>
-          <w:szCs w:val="17"/>
-        </w:rPr>
-        <w:t xml:space="preserve">ranks: none 0 · highschool 1 · vocational 2</w:t>
-      </w:r>
-      <w:r>
         <w:br/>
-      </w:r>
-      <w:r>
-        <w:rPr>
-          <w:rFonts w:ascii="Consolas" w:cs="Consolas" w:eastAsia="Consolas" w:hAnsi="Consolas"/>
-          <w:b w:val="false"/>
-          <w:bCs w:val="false"/>
-          <w:i w:val="false"/>
-          <w:iCs w:val="false"/>
-          <w:color w:val="1A1A1A"/>
-          <w:sz w:val="17"/>
-          <w:szCs w:val="17"/>
-        </w:rPr>
+        <w:t>ranks: none 0 · highschool 1 · vocational 2</w:t>
+        <w:br/>
         <w:t xml:space="preserve">       associate 3 · bachelor 4 · master 5</w:t>
       </w:r>
     </w:p>
@@ -25913,16 +25694,7 @@
           <w:sz w:val="16"/>
           <w:szCs w:val="16"/>
         </w:rPr>
-        <w:t xml:space="preserve"> 89.  </w:t>
-      </w:r>
-      <w:r>
-        <w:rPr>
-          <w:rFonts w:ascii="Arial" w:cs="Arial" w:eastAsia="Arial" w:hAnsi="Arial"/>
-          <w:color w:val="2E2E2E"/>
-          <w:sz w:val="18"/>
-          <w:szCs w:val="18"/>
-        </w:rPr>
-        <w:t xml:space="preserve">Why eight designs? Is that not feature padding?</w:t>
+        <w:t xml:space="preserve"> 89.  Why fourteen designs? Is that not feature padding?</w:t>
       </w:r>
     </w:p>
     <w:p>
@@ -26616,16 +26388,7 @@
           <w:sz w:val="17"/>
           <w:szCs w:val="17"/>
         </w:rPr>
-        <w:t xml:space="preserve">Why it is a weakness —  </w:t>
-      </w:r>
-      <w:r>
-        <w:rPr>
-          <w:rFonts w:ascii="Arial" w:cs="Arial" w:eastAsia="Arial" w:hAnsi="Arial"/>
-          <w:color w:val="2E2E2E"/>
-          <w:sz w:val="18"/>
-          <w:szCs w:val="18"/>
-        </w:rPr>
-        <w:t xml:space="preserve">You claim eight ATS-safe designs. You have not run a single exported résumé through a real Applicant Tracking System. The claim is in your title.</w:t>
+        <w:t>Why it is a weakness —  You claim fourteen ATS-safe designs. You have not run a single exported résumé through a real Applicant Tracking System. The claim is in your title.</w:t>
       </w:r>
     </w:p>
     <w:p>
@@ -26848,7 +26611,7 @@
           <w:sz w:val="18"/>
           <w:szCs w:val="18"/>
         </w:rPr>
-        <w:t xml:space="preserve">“We do not have evaluation results yet — user acceptance testing is scheduled for the deployment phase, and reporting numbers we have not collected would not be honest. What we can report is that the system is feature-complete against all nine objectives, verified by 76 automated tests and two browser walkthroughs, and that the instrument, the respondent groups and the analysis method are defined and ready to run.”</w:t>
+        <w:t>“We do not have evaluation results yet — user acceptance testing is scheduled for the deployment phase, and reporting numbers we have not collected would not be honest. What we can report is that the system is feature-complete against all nine objectives, verified by 160 automated tests and nine browser walkthroughs, and that the instrument, the respondent groups and the analysis method are defined and ready to run.”</w:t>
       </w:r>
     </w:p>
     <w:p>
@@ -31583,7 +31346,7 @@
           <w:sz w:val="19"/>
           <w:szCs w:val="19"/>
         </w:rPr>
-        <w:t xml:space="preserve">Verification is unusually strong for a capstone: 76 automated tests across four suites, two browser walkthroughs, and continuous integration on every change.</w:t>
+        <w:t>Verification is unusually strong for a capstone: 160 automated tests across six suites, nine browser walkthroughs, and continuous integration on every change.</w:t>
       </w:r>
     </w:p>
     <w:p>
@@ -31918,7 +31681,7 @@
           <w:sz w:val="19"/>
           <w:szCs w:val="19"/>
         </w:rPr>
-        <w:t xml:space="preserve">Numbers memorised: 50/25/25 · 80/50 · 3 formats · 8 designs · 3 roles · 6 statuses · 18 pages · 45 endpoints · 18 tables · 76 tests · 50 respondents.</w:t>
+        <w:t>Numbers memorised: 50/25/25 · 80/50 · 3 formats · 14 designs · 3 roles · 6 statuses · 18 pages · 55 endpoints · 22 tables · 160 tests · 50 respondents · unsourced skill = half credit.</w:t>
       </w:r>
     </w:p>
     <w:p>

--- a/05_Website_Angular/docs/ResumeMatch-PH-Defense-Preparation.docx
+++ b/05_Website_Angular/docs/ResumeMatch-PH-Defense-Preparation.docx
@@ -1384,7 +1384,7 @@
                 <w:sz w:val="16"/>
                 <w:szCs w:val="16"/>
               </w:rPr>
-              <w:t xml:space="preserve">ATS-inspired matching — compare skills, education and experience against posting requirements; compute a score from published weights of 50/25/25; classify as strong (≥80), possible (50–79) or related (&lt;50); rank per posting; state which required skills are missing; recommend related positions — assisting the recruiter without ever automatically rejecting anyone.</w:t>
+              <w:t>ATS-inspired matching — compare skills, education and experience against posting requirements; compute a score from published weights of 50/25/25; classify as strong (≥80), possible (50–79) or related (&lt;50); rank per posting; state how many requirements are unmet and of what kind; recommend related positions — assisting the recruiter without ever automatically rejecting anyone.</w:t>
             </w:r>
           </w:p>
         </w:tc>
@@ -11453,7 +11453,7 @@
           <w:sz w:val="18"/>
           <w:szCs w:val="18"/>
         </w:rPr>
-        <w:t xml:space="preserve">“Three things. First, the score is shown to the person being scored, together with the specific skills they are missing — a commercial ATS shows the applicant nothing. Second, we never reject anyone: a low score changes what we recommend, never whether the application is received. Third, we hold two résumés per applicant — the structured one we score, and the applicant's own file, which we forward untouched and never parse, so a messy layout cannot cost them anything.”</w:t>
+        <w:t>“Three things. First, the score is shown to the person being scored, together with an account of what they have not met — a commercial ATS shows the applicant nothing at all. Second, we never reject anyone: a low score changes what we recommend, never whether the application is received. Third, we hold two résumés per applicant — the structured one we score, and the applicant's own file, which we forward untouched and never parse, so a messy layout cannot cost them anything.”</w:t>
       </w:r>
     </w:p>
     <w:p>
@@ -14561,7 +14561,7 @@
           <w:sz w:val="18"/>
           <w:szCs w:val="18"/>
         </w:rPr>
-        <w:t xml:space="preserve">“Because hiding it is precisely the practice we are arguing against. A hidden score tells a rejected applicant nothing and teaches them nothing — they cannot tell whether they were close, or what would have made the difference. We show the score, name the specific required skills they are missing, and show where the score would land if they had them. That turns a rejection into advice. It is the clearest ethical difference between our system and a commercial ATS, and it is the reason the study exists.”</w:t>
+        <w:t>“Because hiding it is precisely the practice we are arguing against. A hidden score tells a rejected applicant nothing and teaches them nothing — they cannot tell whether they were close, or what would have made the difference. We show the score, state how many requirements are unmet and of what kind, and show where the score would land if they were met. That turns a rejection into advice. It is the clearest ethical difference between our system and a commercial ATS, and it is the reason the study exists.”</w:t>
       </w:r>
     </w:p>
     <w:p>
@@ -28161,7 +28161,7 @@
                 <w:sz w:val="16"/>
                 <w:szCs w:val="16"/>
               </w:rPr>
-              <w:t xml:space="preserve">"Every real opening, scored. And notice it names the skills you are missing — that is the point of the study. A commercial system shows the applicant nothing."</w:t>
+              <w:t>"Every real opening, scored. And notice it accounts for what you have not met, without handing you the words — that is the point of the study. A commercial system shows the applicant nothing."</w:t>
             </w:r>
           </w:p>
         </w:tc>
@@ -29423,7 +29423,7 @@
                 <w:sz w:val="16"/>
                 <w:szCs w:val="16"/>
               </w:rPr>
-              <w:t xml:space="preserve">Scored openings grouped by tier, with missing skills named, and the applicant's own applications.</w:t>
+              <w:t>Scored openings grouped by tier, with what is unmet stated by number and kind, and the applicant's own applications.</w:t>
             </w:r>
           </w:p>
         </w:tc>
@@ -31300,7 +31300,7 @@
           <w:sz w:val="19"/>
           <w:szCs w:val="19"/>
         </w:rPr>
-        <w:t xml:space="preserve">The ethical position is genuinely defensible and genuinely different: the score is shown to the person being scored, with the missing skills named. Most systems in this space do the opposite.</w:t>
+        <w:t>The ethical position is genuinely defensible and genuinely different: the score is shown to the person being scored, with what they have not met accounted for. Most systems in this space do the opposite.</w:t>
       </w:r>
     </w:p>
     <w:p>

--- a/05_Website_Angular/docs/ResumeMatch-PH-Defense-Preparation.docx
+++ b/05_Website_Angular/docs/ResumeMatch-PH-Defense-Preparation.docx
@@ -13431,7 +13431,7 @@
           <w:sz w:val="18"/>
           <w:szCs w:val="18"/>
         </w:rPr>
-        <w:t>“Three concrete things rather than an opinion. Everything is TypeScript, so a change that breaks a contract fails the type-check before it runs. There are 160 automated tests, so a defect corrected once cannot come back quietly. And the design decisions that would otherwise be invisible are written as comments where the decision lives — for example, the ranking code states that it sorts on the score recorded at application rather than the live one, so someone changing it later knows the rule exists and why.”</w:t>
+        <w:t>“Three concrete things rather than an opinion. Everything is TypeScript, so a change that breaks a contract fails the type-check before it runs. There are 196 automated tests, so a defect corrected once cannot come back quietly. And the design decisions that would otherwise be invisible are written as comments where the decision lives — for example, the ranking code states that it sorts on the score recorded at application rather than the live one, so someone changing it later knows the rule exists and why.”</w:t>
       </w:r>
     </w:p>
     <w:p>
@@ -26611,7 +26611,7 @@
           <w:sz w:val="18"/>
           <w:szCs w:val="18"/>
         </w:rPr>
-        <w:t>“We do not have evaluation results yet — user acceptance testing is scheduled for the deployment phase, and reporting numbers we have not collected would not be honest. What we can report is that the system is feature-complete against all nine objectives, verified by 160 automated tests and nine browser walkthroughs, and that the instrument, the respondent groups and the analysis method are defined and ready to run.”</w:t>
+        <w:t>“We do not have evaluation results yet — user acceptance testing is scheduled for the deployment phase, and reporting numbers we have not collected would not be honest. What we can report is that the system is feature-complete against all nine objectives, verified by 196 automated tests and nine browser walkthroughs, and that the instrument, the respondent groups and the analysis method are defined and ready to run.”</w:t>
       </w:r>
     </w:p>
     <w:p>
@@ -31346,7 +31346,7 @@
           <w:sz w:val="19"/>
           <w:szCs w:val="19"/>
         </w:rPr>
-        <w:t>Verification is unusually strong for a capstone: 160 automated tests across six suites, nine browser walkthroughs, and continuous integration on every change.</w:t>
+        <w:t>Verification is unusually strong for a capstone: 196 automated tests across eight suites, nine browser walkthroughs, and continuous integration on every change.</w:t>
       </w:r>
     </w:p>
     <w:p>
@@ -31681,7 +31681,7 @@
           <w:sz w:val="19"/>
           <w:szCs w:val="19"/>
         </w:rPr>
-        <w:t>Numbers memorised: 50/25/25 · 80/50 · 3 formats · 14 designs · 3 roles · 6 statuses · 18 pages · 55 endpoints · 22 tables · 160 tests · 50 respondents · unsourced skill = half credit.</w:t>
+        <w:t>Numbers memorised: 50/25/25 · 80/50 · 3 formats · 14 designs · 3 roles · 6 statuses · 18 pages · 55 endpoints · 22 tables · 196 tests · 50 respondents · unsourced skill = half credit.</w:t>
       </w:r>
     </w:p>
     <w:p>

--- a/05_Website_Angular/docs/ResumeMatch-PH-Defense-Preparation.docx
+++ b/05_Website_Angular/docs/ResumeMatch-PH-Defense-Preparation.docx
@@ -13431,7 +13431,7 @@
           <w:sz w:val="18"/>
           <w:szCs w:val="18"/>
         </w:rPr>
-        <w:t>“Three concrete things rather than an opinion. Everything is TypeScript, so a change that breaks a contract fails the type-check before it runs. There are 196 automated tests, so a defect corrected once cannot come back quietly. And the design decisions that would otherwise be invisible are written as comments where the decision lives — for example, the ranking code states that it sorts on the score recorded at application rather than the live one, so someone changing it later knows the rule exists and why.”</w:t>
+        <w:t>“Three concrete things rather than an opinion. Everything is TypeScript, so a change that breaks a contract fails the type-check before it runs. There are 198 automated tests, so a defect corrected once cannot come back quietly. And the design decisions that would otherwise be invisible are written as comments where the decision lives — for example, the ranking code states that it sorts on the score recorded at application rather than the live one, so someone changing it later knows the rule exists and why.”</w:t>
       </w:r>
     </w:p>
     <w:p>
@@ -26611,7 +26611,7 @@
           <w:sz w:val="18"/>
           <w:szCs w:val="18"/>
         </w:rPr>
-        <w:t>“We do not have evaluation results yet — user acceptance testing is scheduled for the deployment phase, and reporting numbers we have not collected would not be honest. What we can report is that the system is feature-complete against all nine objectives, verified by 196 automated tests and nine browser walkthroughs, and that the instrument, the respondent groups and the analysis method are defined and ready to run.”</w:t>
+        <w:t>“We do not have evaluation results yet — user acceptance testing is scheduled for the deployment phase, and reporting numbers we have not collected would not be honest. What we can report is that the system is feature-complete against all nine objectives, verified by 198 automated tests and nine browser walkthroughs, and that the instrument, the respondent groups and the analysis method are defined and ready to run.”</w:t>
       </w:r>
     </w:p>
     <w:p>
@@ -31346,7 +31346,7 @@
           <w:sz w:val="19"/>
           <w:szCs w:val="19"/>
         </w:rPr>
-        <w:t>Verification is unusually strong for a capstone: 196 automated tests across eight suites, nine browser walkthroughs, and continuous integration on every change.</w:t>
+        <w:t>Verification is unusually strong for a capstone: 198 automated tests across eight suites, nine browser walkthroughs, and continuous integration on every change.</w:t>
       </w:r>
     </w:p>
     <w:p>
@@ -31681,7 +31681,7 @@
           <w:sz w:val="19"/>
           <w:szCs w:val="19"/>
         </w:rPr>
-        <w:t>Numbers memorised: 50/25/25 · 80/50 · 3 formats · 14 designs · 3 roles · 6 statuses · 18 pages · 55 endpoints · 22 tables · 196 tests · 50 respondents · unsourced skill = half credit.</w:t>
+        <w:t>Numbers memorised: 50/25/25 · 80/50 · 3 formats · 14 designs · 3 roles · 6 statuses · 18 pages · 55 endpoints · 22 tables · 198 tests · 50 respondents · unsourced skill = half credit.</w:t>
       </w:r>
     </w:p>
     <w:p>
